--- a/CV.docx
+++ b/CV.docx
@@ -1,6 +1,6 @@
 
 <file path=word/document.xml><?xml version="1.0" encoding="utf-8"?>
-<w:document xmlns:wpc="http://schemas.microsoft.com/office/word/2010/wordprocessingCanvas" xmlns:cx="http://schemas.microsoft.com/office/drawing/2014/chartex" xmlns:mc="http://schemas.openxmlformats.org/markup-compatibility/2006" xmlns:o="urn:schemas-microsoft-com:office:office" xmlns:r="http://schemas.openxmlformats.org/officeDocument/2006/relationships" xmlns:m="http://schemas.openxmlformats.org/officeDocument/2006/math" xmlns:v="urn:schemas-microsoft-com:vml" xmlns:wp14="http://schemas.microsoft.com/office/word/2010/wordprocessingDrawing" xmlns:wp="http://schemas.openxmlformats.org/drawingml/2006/wordprocessingDrawing" xmlns:w10="urn:schemas-microsoft-com:office:word" xmlns:w="http://schemas.openxmlformats.org/wordprocessingml/2006/main" xmlns:w14="http://schemas.microsoft.com/office/word/2010/wordml" xmlns:w15="http://schemas.microsoft.com/office/word/2012/wordml" xmlns:w16se="http://schemas.microsoft.com/office/word/2015/wordml/symex" xmlns:wpg="http://schemas.microsoft.com/office/word/2010/wordprocessingGroup" xmlns:wpi="http://schemas.microsoft.com/office/word/2010/wordprocessingInk" xmlns:wne="http://schemas.microsoft.com/office/word/2006/wordml" xmlns:wps="http://schemas.microsoft.com/office/word/2010/wordprocessingShape" mc:Ignorable="w14 w15 w16se wp14">
+<w:document xmlns:wpc="http://schemas.microsoft.com/office/word/2010/wordprocessingCanvas" xmlns:cx="http://schemas.microsoft.com/office/drawing/2014/chartex" xmlns:cx1="http://schemas.microsoft.com/office/drawing/2015/9/8/chartex" xmlns:cx2="http://schemas.microsoft.com/office/drawing/2015/10/21/chartex" xmlns:cx3="http://schemas.microsoft.com/office/drawing/2016/5/9/chartex" xmlns:cx4="http://schemas.microsoft.com/office/drawing/2016/5/10/chartex" xmlns:cx5="http://schemas.microsoft.com/office/drawing/2016/5/11/chartex" xmlns:cx6="http://schemas.microsoft.com/office/drawing/2016/5/12/chartex" xmlns:cx7="http://schemas.microsoft.com/office/drawing/2016/5/13/chartex" xmlns:cx8="http://schemas.microsoft.com/office/drawing/2016/5/14/chartex" xmlns:mc="http://schemas.openxmlformats.org/markup-compatibility/2006" xmlns:aink="http://schemas.microsoft.com/office/drawing/2016/ink" xmlns:am3d="http://schemas.microsoft.com/office/drawing/2017/model3d" xmlns:o="urn:schemas-microsoft-com:office:office" xmlns:oel="http://schemas.microsoft.com/office/2019/extlst" xmlns:r="http://schemas.openxmlformats.org/officeDocument/2006/relationships" xmlns:m="http://schemas.openxmlformats.org/officeDocument/2006/math" xmlns:v="urn:schemas-microsoft-com:vml" xmlns:wp14="http://schemas.microsoft.com/office/word/2010/wordprocessingDrawing" xmlns:wp="http://schemas.openxmlformats.org/drawingml/2006/wordprocessingDrawing" xmlns:w10="urn:schemas-microsoft-com:office:word" xmlns:w="http://schemas.openxmlformats.org/wordprocessingml/2006/main" xmlns:w14="http://schemas.microsoft.com/office/word/2010/wordml" xmlns:w15="http://schemas.microsoft.com/office/word/2012/wordml" xmlns:w16cex="http://schemas.microsoft.com/office/word/2018/wordml/cex" xmlns:w16cid="http://schemas.microsoft.com/office/word/2016/wordml/cid" xmlns:w16="http://schemas.microsoft.com/office/word/2018/wordml" xmlns:w16du="http://schemas.microsoft.com/office/word/2023/wordml/word16du" xmlns:w16sdtdh="http://schemas.microsoft.com/office/word/2020/wordml/sdtdatahash" xmlns:w16sdtfl="http://schemas.microsoft.com/office/word/2024/wordml/sdtformatlock" xmlns:w16se="http://schemas.microsoft.com/office/word/2015/wordml/symex" xmlns:wpg="http://schemas.microsoft.com/office/word/2010/wordprocessingGroup" xmlns:wpi="http://schemas.microsoft.com/office/word/2010/wordprocessingInk" xmlns:wne="http://schemas.microsoft.com/office/word/2006/wordml" xmlns:wps="http://schemas.microsoft.com/office/word/2010/wordprocessingShape" mc:Ignorable="w14 w15 w16se w16cid w16 w16cex w16sdtdh w16sdtfl w16du wp14">
   <w:body>
     <w:p>
       <w:pPr>
@@ -170,7 +170,7 @@
           <w:sz w:val="24"/>
           <w:szCs w:val="24"/>
         </w:rPr>
-        <w:pict>
+        <w:pict w14:anchorId="652CD8EB">
           <v:rect id="_x0000_i1025" style="width:0;height:1.5pt" o:hralign="center" o:hrstd="t" o:hr="t" fillcolor="#a0a0a0" stroked="f"/>
         </w:pict>
       </w:r>
@@ -233,7 +233,7 @@
           <w:sz w:val="24"/>
           <w:szCs w:val="24"/>
         </w:rPr>
-        <w:pict>
+        <w:pict w14:anchorId="048A9594">
           <v:rect id="_x0000_i1026" style="width:0;height:1.5pt" o:hralign="center" o:hrstd="t" o:hr="t" fillcolor="#a0a0a0" stroked="f"/>
         </w:pict>
       </w:r>
@@ -324,18 +324,8 @@
           <w:sz w:val="24"/>
           <w:szCs w:val="24"/>
         </w:rPr>
-        <w:t xml:space="preserve"> </w:t>
-      </w:r>
-      <w:proofErr w:type="spellStart"/>
-      <w:r>
-        <w:rPr>
-          <w:rFonts w:ascii="Times New Roman" w:eastAsia="Times New Roman" w:hAnsi="Times New Roman" w:cs="Times New Roman"/>
-          <w:sz w:val="24"/>
-          <w:szCs w:val="24"/>
-        </w:rPr>
-        <w:t>Figma</w:t>
-      </w:r>
-      <w:proofErr w:type="spellEnd"/>
+        <w:t xml:space="preserve"> Figma</w:t>
+      </w:r>
     </w:p>
     <w:p>
       <w:pPr>
@@ -366,25 +356,7 @@
           <w:sz w:val="24"/>
           <w:szCs w:val="24"/>
         </w:rPr>
-        <w:t xml:space="preserve"> </w:t>
-      </w:r>
-      <w:proofErr w:type="spellStart"/>
-      <w:r>
-        <w:rPr>
-          <w:rFonts w:ascii="Times New Roman" w:eastAsia="Times New Roman" w:hAnsi="Times New Roman" w:cs="Times New Roman"/>
-          <w:sz w:val="24"/>
-          <w:szCs w:val="24"/>
-        </w:rPr>
-        <w:t>Git</w:t>
-      </w:r>
-      <w:proofErr w:type="spellEnd"/>
-      <w:r>
-        <w:rPr>
-          <w:rFonts w:ascii="Times New Roman" w:eastAsia="Times New Roman" w:hAnsi="Times New Roman" w:cs="Times New Roman"/>
-          <w:sz w:val="24"/>
-          <w:szCs w:val="24"/>
-        </w:rPr>
-        <w:t>, GitHub, Microsoft Office Suite</w:t>
+        <w:t xml:space="preserve"> Git, GitHub, Microsoft Office Suite</w:t>
       </w:r>
     </w:p>
     <w:p>
@@ -434,7 +406,7 @@
           <w:sz w:val="24"/>
           <w:szCs w:val="24"/>
         </w:rPr>
-        <w:pict>
+        <w:pict w14:anchorId="5398F8F3">
           <v:rect id="_x0000_i1027" style="width:0;height:1.5pt" o:hralign="center" o:hrstd="t" o:hr="t" fillcolor="#a0a0a0" stroked="f"/>
         </w:pict>
       </w:r>
@@ -490,9 +462,24 @@
           <w:rPr>
             <w:rStyle w:val="Hyperlink"/>
           </w:rPr>
-          <w:t>http://gtvote.rf.gd/</w:t>
+          <w:t>http://gtvot3.alwaysda</w:t>
+        </w:r>
+        <w:r>
+          <w:rPr>
+            <w:rStyle w:val="Hyperlink"/>
+          </w:rPr>
+          <w:t>t</w:t>
+        </w:r>
+        <w:r>
+          <w:rPr>
+            <w:rStyle w:val="Hyperlink"/>
+          </w:rPr>
+          <w:t>a.net/</w:t>
         </w:r>
       </w:hyperlink>
+      <w:r>
+        <w:t xml:space="preserve"> </w:t>
+      </w:r>
     </w:p>
     <w:p>
       <w:pPr>
@@ -529,8 +516,6 @@
       <w:r>
         <w:t>Focused on handling user input and displaying results clearly</w:t>
       </w:r>
-      <w:bookmarkStart w:id="0" w:name="_GoBack"/>
-      <w:bookmarkEnd w:id="0"/>
     </w:p>
     <w:p>
       <w:pPr>
@@ -558,7 +543,31 @@
           <w:rPr>
             <w:rStyle w:val="Hyperlink"/>
           </w:rPr>
-          <w:t>https://unistay.gt.tc/</w:t>
+          <w:t>https://u</w:t>
+        </w:r>
+        <w:r>
+          <w:rPr>
+            <w:rStyle w:val="Hyperlink"/>
+          </w:rPr>
+          <w:t>n</w:t>
+        </w:r>
+        <w:r>
+          <w:rPr>
+            <w:rStyle w:val="Hyperlink"/>
+          </w:rPr>
+          <w:t>istay.</w:t>
+        </w:r>
+        <w:r>
+          <w:rPr>
+            <w:rStyle w:val="Hyperlink"/>
+          </w:rPr>
+          <w:t>g</w:t>
+        </w:r>
+        <w:r>
+          <w:rPr>
+            <w:rStyle w:val="Hyperlink"/>
+          </w:rPr>
+          <w:t>t.tc/</w:t>
         </w:r>
       </w:hyperlink>
     </w:p>
@@ -618,10 +627,20 @@
           <w:sz w:val="24"/>
           <w:szCs w:val="24"/>
         </w:rPr>
-        <w:pict>
-          <v:rect id="_x0000_i1052" style="width:0;height:1.5pt" o:hralign="center" o:hrstd="t" o:hr="t" fillcolor="#a0a0a0" stroked="f"/>
+        <w:pict w14:anchorId="2E93663C">
+          <v:rect id="_x0000_i1035" style="width:0;height:1.5pt" o:hralign="center" o:bullet="t" o:hrstd="t" o:hr="t" fillcolor="#a0a0a0" stroked="f"/>
         </w:pict>
       </w:r>
+    </w:p>
+    <w:p>
+      <w:pPr>
+        <w:spacing w:after="0" w:line="240" w:lineRule="auto"/>
+        <w:rPr>
+          <w:rFonts w:ascii="Times New Roman" w:eastAsia="Times New Roman" w:hAnsi="Times New Roman" w:cs="Times New Roman"/>
+          <w:sz w:val="24"/>
+          <w:szCs w:val="24"/>
+        </w:rPr>
+      </w:pPr>
     </w:p>
     <w:p>
       <w:pPr>
@@ -874,7 +893,7 @@
           <w:sz w:val="24"/>
           <w:szCs w:val="24"/>
         </w:rPr>
-        <w:pict>
+        <w:pict w14:anchorId="67C5CB1C">
           <v:rect id="_x0000_i1029" style="width:0;height:1.5pt" o:hralign="center" o:hrstd="t" o:hr="t" fillcolor="#a0a0a0" stroked="f"/>
         </w:pict>
       </w:r>
@@ -1151,7 +1170,7 @@
           <w:sz w:val="24"/>
           <w:szCs w:val="24"/>
         </w:rPr>
-        <w:pict>
+        <w:pict w14:anchorId="2A0DDDAB">
           <v:rect id="_x0000_i1030" style="width:0;height:1.5pt" o:hralign="center" o:hrstd="t" o:hr="t" fillcolor="#a0a0a0" stroked="f"/>
         </w:pict>
       </w:r>
@@ -1312,10 +1331,20 @@
           <w:sz w:val="24"/>
           <w:szCs w:val="24"/>
         </w:rPr>
-        <w:pict>
+        <w:pict w14:anchorId="70FDC38F">
           <v:rect id="_x0000_i1031" style="width:0;height:1.5pt" o:hralign="center" o:hrstd="t" o:hr="t" fillcolor="#a0a0a0" stroked="f"/>
         </w:pict>
       </w:r>
+    </w:p>
+    <w:p>
+      <w:pPr>
+        <w:spacing w:after="0" w:line="240" w:lineRule="auto"/>
+        <w:rPr>
+          <w:rFonts w:ascii="Times New Roman" w:eastAsia="Times New Roman" w:hAnsi="Times New Roman" w:cs="Times New Roman"/>
+          <w:sz w:val="24"/>
+          <w:szCs w:val="24"/>
+        </w:rPr>
+      </w:pPr>
     </w:p>
     <w:p>
       <w:pPr>
@@ -1460,20 +1489,8 @@
           <w:sz w:val="24"/>
           <w:szCs w:val="24"/>
         </w:rPr>
-        <w:t xml:space="preserve">Royal Priesthood Academy, </w:t>
-      </w:r>
-      <w:proofErr w:type="spellStart"/>
-      <w:r>
-        <w:rPr>
-          <w:rFonts w:ascii="Times New Roman" w:eastAsia="Times New Roman" w:hAnsi="Times New Roman" w:cs="Times New Roman"/>
-          <w:b/>
-          <w:bCs/>
-          <w:sz w:val="24"/>
-          <w:szCs w:val="24"/>
-        </w:rPr>
-        <w:t>Amasaman</w:t>
-      </w:r>
-      <w:proofErr w:type="spellEnd"/>
+        <w:t>Royal Priesthood Academy, Amasaman</w:t>
+      </w:r>
       <w:r>
         <w:rPr>
           <w:rFonts w:ascii="Times New Roman" w:eastAsia="Times New Roman" w:hAnsi="Times New Roman" w:cs="Times New Roman"/>
@@ -1509,7 +1526,7 @@
           <w:sz w:val="24"/>
           <w:szCs w:val="24"/>
         </w:rPr>
-        <w:pict>
+        <w:pict w14:anchorId="52442801">
           <v:rect id="_x0000_i1032" style="width:0;height:1.5pt" o:hralign="center" o:hrstd="t" o:hr="t" fillcolor="#a0a0a0" stroked="f"/>
         </w:pict>
       </w:r>
@@ -1661,7 +1678,12 @@
 </file>
 
 <file path=word/numbering.xml><?xml version="1.0" encoding="utf-8"?>
-<w:numbering xmlns:wpc="http://schemas.microsoft.com/office/word/2010/wordprocessingCanvas" xmlns:cx="http://schemas.microsoft.com/office/drawing/2014/chartex" xmlns:mc="http://schemas.openxmlformats.org/markup-compatibility/2006" xmlns:o="urn:schemas-microsoft-com:office:office" xmlns:r="http://schemas.openxmlformats.org/officeDocument/2006/relationships" xmlns:m="http://schemas.openxmlformats.org/officeDocument/2006/math" xmlns:v="urn:schemas-microsoft-com:vml" xmlns:wp14="http://schemas.microsoft.com/office/word/2010/wordprocessingDrawing" xmlns:wp="http://schemas.openxmlformats.org/drawingml/2006/wordprocessingDrawing" xmlns:w10="urn:schemas-microsoft-com:office:word" xmlns:w="http://schemas.openxmlformats.org/wordprocessingml/2006/main" xmlns:w14="http://schemas.microsoft.com/office/word/2010/wordml" xmlns:w15="http://schemas.microsoft.com/office/word/2012/wordml" xmlns:w16se="http://schemas.microsoft.com/office/word/2015/wordml/symex" xmlns:wpg="http://schemas.microsoft.com/office/word/2010/wordprocessingGroup" xmlns:wpi="http://schemas.microsoft.com/office/word/2010/wordprocessingInk" xmlns:wne="http://schemas.microsoft.com/office/word/2006/wordml" xmlns:wps="http://schemas.microsoft.com/office/word/2010/wordprocessingShape" mc:Ignorable="w14 w15 w16se wp14">
+<w:numbering xmlns:wpc="http://schemas.microsoft.com/office/word/2010/wordprocessingCanvas" xmlns:cx="http://schemas.microsoft.com/office/drawing/2014/chartex" xmlns:cx1="http://schemas.microsoft.com/office/drawing/2015/9/8/chartex" xmlns:cx2="http://schemas.microsoft.com/office/drawing/2015/10/21/chartex" xmlns:cx3="http://schemas.microsoft.com/office/drawing/2016/5/9/chartex" xmlns:cx4="http://schemas.microsoft.com/office/drawing/2016/5/10/chartex" xmlns:cx5="http://schemas.microsoft.com/office/drawing/2016/5/11/chartex" xmlns:cx6="http://schemas.microsoft.com/office/drawing/2016/5/12/chartex" xmlns:cx7="http://schemas.microsoft.com/office/drawing/2016/5/13/chartex" xmlns:cx8="http://schemas.microsoft.com/office/drawing/2016/5/14/chartex" xmlns:mc="http://schemas.openxmlformats.org/markup-compatibility/2006" xmlns:aink="http://schemas.microsoft.com/office/drawing/2016/ink" xmlns:am3d="http://schemas.microsoft.com/office/drawing/2017/model3d" xmlns:o="urn:schemas-microsoft-com:office:office" xmlns:oel="http://schemas.microsoft.com/office/2019/extlst" xmlns:r="http://schemas.openxmlformats.org/officeDocument/2006/relationships" xmlns:m="http://schemas.openxmlformats.org/officeDocument/2006/math" xmlns:v="urn:schemas-microsoft-com:vml" xmlns:wp14="http://schemas.microsoft.com/office/word/2010/wordprocessingDrawing" xmlns:wp="http://schemas.openxmlformats.org/drawingml/2006/wordprocessingDrawing" xmlns:w10="urn:schemas-microsoft-com:office:word" xmlns:w="http://schemas.openxmlformats.org/wordprocessingml/2006/main" xmlns:w14="http://schemas.microsoft.com/office/word/2010/wordml" xmlns:w15="http://schemas.microsoft.com/office/word/2012/wordml" xmlns:w16cex="http://schemas.microsoft.com/office/word/2018/wordml/cex" xmlns:w16cid="http://schemas.microsoft.com/office/word/2016/wordml/cid" xmlns:w16="http://schemas.microsoft.com/office/word/2018/wordml" xmlns:w16du="http://schemas.microsoft.com/office/word/2023/wordml/word16du" xmlns:w16sdtdh="http://schemas.microsoft.com/office/word/2020/wordml/sdtdatahash" xmlns:w16sdtfl="http://schemas.microsoft.com/office/word/2024/wordml/sdtformatlock" xmlns:w16se="http://schemas.microsoft.com/office/word/2015/wordml/symex" xmlns:wpg="http://schemas.microsoft.com/office/word/2010/wordprocessingGroup" xmlns:wpi="http://schemas.microsoft.com/office/word/2010/wordprocessingInk" xmlns:wne="http://schemas.microsoft.com/office/word/2006/wordml" xmlns:wps="http://schemas.microsoft.com/office/word/2010/wordprocessingShape" mc:Ignorable="w14 w15 w16se w16cid w16 w16cex w16sdtdh w16sdtfl w16du wp14">
+  <w:numPicBullet w:numPicBulletId="0">
+    <w:pict>
+      <v:rect id="_x0000_i1036" style="width:0;height:1.5pt" o:hralign="center" o:bullet="t" o:hrstd="t" o:hr="t" fillcolor="#a0a0a0" stroked="f"/>
+    </w:pict>
+  </w:numPicBullet>
   <w:abstractNum w:abstractNumId="0" w15:restartNumberingAfterBreak="0">
     <w:nsid w:val="0A1C0C3F"/>
     <w:multiLevelType w:val="multilevel"/>
@@ -3450,47 +3472,47 @@
       </w:rPr>
     </w:lvl>
   </w:abstractNum>
-  <w:num w:numId="1">
+  <w:num w:numId="1" w16cid:durableId="1625892633">
     <w:abstractNumId w:val="6"/>
   </w:num>
-  <w:num w:numId="2">
+  <w:num w:numId="2" w16cid:durableId="1454709192">
     <w:abstractNumId w:val="0"/>
   </w:num>
-  <w:num w:numId="3">
+  <w:num w:numId="3" w16cid:durableId="1979528357">
     <w:abstractNumId w:val="10"/>
   </w:num>
-  <w:num w:numId="4">
+  <w:num w:numId="4" w16cid:durableId="1134178251">
     <w:abstractNumId w:val="2"/>
   </w:num>
-  <w:num w:numId="5">
+  <w:num w:numId="5" w16cid:durableId="455102998">
     <w:abstractNumId w:val="7"/>
   </w:num>
-  <w:num w:numId="6">
+  <w:num w:numId="6" w16cid:durableId="1502549383">
     <w:abstractNumId w:val="9"/>
   </w:num>
-  <w:num w:numId="7">
+  <w:num w:numId="7" w16cid:durableId="1773283120">
     <w:abstractNumId w:val="1"/>
   </w:num>
-  <w:num w:numId="8">
+  <w:num w:numId="8" w16cid:durableId="1763182554">
     <w:abstractNumId w:val="5"/>
   </w:num>
-  <w:num w:numId="9">
+  <w:num w:numId="9" w16cid:durableId="88963726">
     <w:abstractNumId w:val="3"/>
   </w:num>
-  <w:num w:numId="10">
+  <w:num w:numId="10" w16cid:durableId="267198400">
     <w:abstractNumId w:val="11"/>
   </w:num>
-  <w:num w:numId="11">
+  <w:num w:numId="11" w16cid:durableId="1337609376">
     <w:abstractNumId w:val="8"/>
   </w:num>
-  <w:num w:numId="12">
+  <w:num w:numId="12" w16cid:durableId="1405029146">
     <w:abstractNumId w:val="4"/>
   </w:num>
 </w:numbering>
 </file>
 
 <file path=word/styles.xml><?xml version="1.0" encoding="utf-8"?>
-<w:styles xmlns:mc="http://schemas.openxmlformats.org/markup-compatibility/2006" xmlns:r="http://schemas.openxmlformats.org/officeDocument/2006/relationships" xmlns:w="http://schemas.openxmlformats.org/wordprocessingml/2006/main" xmlns:w14="http://schemas.microsoft.com/office/word/2010/wordml" xmlns:w15="http://schemas.microsoft.com/office/word/2012/wordml" xmlns:w16se="http://schemas.microsoft.com/office/word/2015/wordml/symex" mc:Ignorable="w14 w15 w16se">
+<w:styles xmlns:mc="http://schemas.openxmlformats.org/markup-compatibility/2006" xmlns:r="http://schemas.openxmlformats.org/officeDocument/2006/relationships" xmlns:w="http://schemas.openxmlformats.org/wordprocessingml/2006/main" xmlns:w14="http://schemas.microsoft.com/office/word/2010/wordml" xmlns:w15="http://schemas.microsoft.com/office/word/2012/wordml" xmlns:w16cex="http://schemas.microsoft.com/office/word/2018/wordml/cex" xmlns:w16cid="http://schemas.microsoft.com/office/word/2016/wordml/cid" xmlns:w16="http://schemas.microsoft.com/office/word/2018/wordml" xmlns:w16du="http://schemas.microsoft.com/office/word/2023/wordml/word16du" xmlns:w16sdtdh="http://schemas.microsoft.com/office/word/2020/wordml/sdtdatahash" xmlns:w16sdtfl="http://schemas.microsoft.com/office/word/2024/wordml/sdtformatlock" xmlns:w16se="http://schemas.microsoft.com/office/word/2015/wordml/symex" mc:Ignorable="w14 w15 w16se w16cid w16 w16cex w16sdtdh w16sdtfl w16du">
   <w:docDefaults>
     <w:rPrDefault>
       <w:rPr>
@@ -3506,7 +3528,7 @@
       </w:pPr>
     </w:pPrDefault>
   </w:docDefaults>
-  <w:latentStyles w:defLockedState="0" w:defUIPriority="99" w:defSemiHidden="0" w:defUnhideWhenUsed="0" w:defQFormat="0" w:count="371">
+  <w:latentStyles w:defLockedState="0" w:defUIPriority="99" w:defSemiHidden="0" w:defUnhideWhenUsed="0" w:defQFormat="0" w:count="376">
     <w:lsdException w:name="Normal" w:uiPriority="0" w:qFormat="1"/>
     <w:lsdException w:name="heading 1" w:uiPriority="9" w:qFormat="1"/>
     <w:lsdException w:name="heading 2" w:semiHidden="1" w:uiPriority="9" w:unhideWhenUsed="1" w:qFormat="1"/>
@@ -3878,6 +3900,11 @@
     <w:lsdException w:name="List Table 5 Dark Accent 6" w:uiPriority="50"/>
     <w:lsdException w:name="List Table 6 Colorful Accent 6" w:uiPriority="51"/>
     <w:lsdException w:name="List Table 7 Colorful Accent 6" w:uiPriority="52"/>
+    <w:lsdException w:name="Mention" w:semiHidden="1" w:unhideWhenUsed="1"/>
+    <w:lsdException w:name="Smart Hyperlink" w:semiHidden="1" w:unhideWhenUsed="1"/>
+    <w:lsdException w:name="Hashtag" w:semiHidden="1" w:unhideWhenUsed="1"/>
+    <w:lsdException w:name="Unresolved Mention" w:semiHidden="1" w:unhideWhenUsed="1"/>
+    <w:lsdException w:name="Smart Link" w:semiHidden="1" w:unhideWhenUsed="1"/>
   </w:latentStyles>
   <w:style w:type="paragraph" w:default="1" w:styleId="Normal">
     <w:name w:val="Normal"/>
@@ -3974,7 +4001,6 @@
     <w:name w:val="Hyperlink"/>
     <w:basedOn w:val="DefaultParagraphFont"/>
     <w:uiPriority w:val="99"/>
-    <w:semiHidden/>
     <w:unhideWhenUsed/>
     <w:rsid w:val="00201276"/>
     <w:rPr>
@@ -4004,6 +4030,30 @@
       <w:rFonts w:ascii="Times New Roman" w:eastAsia="Times New Roman" w:hAnsi="Times New Roman" w:cs="Times New Roman"/>
       <w:sz w:val="24"/>
       <w:szCs w:val="24"/>
+    </w:rPr>
+  </w:style>
+  <w:style w:type="character" w:styleId="UnresolvedMention">
+    <w:name w:val="Unresolved Mention"/>
+    <w:basedOn w:val="DefaultParagraphFont"/>
+    <w:uiPriority w:val="99"/>
+    <w:semiHidden/>
+    <w:unhideWhenUsed/>
+    <w:rsid w:val="00D96B03"/>
+    <w:rPr>
+      <w:color w:val="605E5C"/>
+      <w:shd w:val="clear" w:color="auto" w:fill="E1DFDD"/>
+    </w:rPr>
+  </w:style>
+  <w:style w:type="character" w:styleId="FollowedHyperlink">
+    <w:name w:val="FollowedHyperlink"/>
+    <w:basedOn w:val="DefaultParagraphFont"/>
+    <w:uiPriority w:val="99"/>
+    <w:semiHidden/>
+    <w:unhideWhenUsed/>
+    <w:rsid w:val="00D67066"/>
+    <w:rPr>
+      <w:color w:val="954F72" w:themeColor="followedHyperlink"/>
+      <w:u w:val="single"/>
     </w:rPr>
   </w:style>
 </w:styles>

--- a/CV.docx
+++ b/CV.docx
@@ -171,7 +171,7 @@
           <w:szCs w:val="24"/>
         </w:rPr>
         <w:pict w14:anchorId="652CD8EB">
-          <v:rect id="_x0000_i1025" style="width:0;height:1.5pt" o:hralign="center" o:hrstd="t" o:hr="t" fillcolor="#a0a0a0" stroked="f"/>
+          <v:rect id="_x0000_i1026" style="width:0;height:1.5pt" o:hralign="center" o:hrstd="t" o:hr="t" fillcolor="#a0a0a0" stroked="f"/>
         </w:pict>
       </w:r>
     </w:p>
@@ -234,7 +234,7 @@
           <w:szCs w:val="24"/>
         </w:rPr>
         <w:pict w14:anchorId="048A9594">
-          <v:rect id="_x0000_i1026" style="width:0;height:1.5pt" o:hralign="center" o:hrstd="t" o:hr="t" fillcolor="#a0a0a0" stroked="f"/>
+          <v:rect id="_x0000_i1027" style="width:0;height:1.5pt" o:hralign="center" o:hrstd="t" o:hr="t" fillcolor="#a0a0a0" stroked="f"/>
         </w:pict>
       </w:r>
     </w:p>
@@ -407,7 +407,7 @@
           <w:szCs w:val="24"/>
         </w:rPr>
         <w:pict w14:anchorId="5398F8F3">
-          <v:rect id="_x0000_i1027" style="width:0;height:1.5pt" o:hralign="center" o:hrstd="t" o:hr="t" fillcolor="#a0a0a0" stroked="f"/>
+          <v:rect id="_x0000_i1028" style="width:0;height:1.5pt" o:hralign="center" o:hrstd="t" o:hr="t" fillcolor="#a0a0a0" stroked="f"/>
         </w:pict>
       </w:r>
     </w:p>
@@ -440,19 +440,11 @@
       <w:pPr>
         <w:pStyle w:val="isselectedend"/>
       </w:pPr>
-      <w:proofErr w:type="spellStart"/>
       <w:r>
         <w:rPr>
           <w:rStyle w:val="Strong"/>
         </w:rPr>
-        <w:t>GTVote</w:t>
-      </w:r>
-      <w:proofErr w:type="spellEnd"/>
-      <w:r>
-        <w:rPr>
-          <w:rStyle w:val="Strong"/>
-        </w:rPr>
-        <w:t xml:space="preserve"> – Online Voting Platform</w:t>
+        <w:t>GTVote – Online Voting Platform</w:t>
       </w:r>
       <w:r>
         <w:br/>
@@ -462,19 +454,7 @@
           <w:rPr>
             <w:rStyle w:val="Hyperlink"/>
           </w:rPr>
-          <w:t>http://gtvot3.alwaysda</w:t>
-        </w:r>
-        <w:r>
-          <w:rPr>
-            <w:rStyle w:val="Hyperlink"/>
-          </w:rPr>
-          <w:t>t</w:t>
-        </w:r>
-        <w:r>
-          <w:rPr>
-            <w:rStyle w:val="Hyperlink"/>
-          </w:rPr>
-          <w:t>a.net/</w:t>
+          <w:t>http://gtvot3.alwaysdata.net/</w:t>
         </w:r>
       </w:hyperlink>
       <w:r>
@@ -521,19 +501,11 @@
       <w:pPr>
         <w:pStyle w:val="isselectedend"/>
       </w:pPr>
-      <w:proofErr w:type="spellStart"/>
       <w:r>
         <w:rPr>
           <w:rStyle w:val="Strong"/>
         </w:rPr>
-        <w:t>UniStay</w:t>
-      </w:r>
-      <w:proofErr w:type="spellEnd"/>
-      <w:r>
-        <w:rPr>
-          <w:rStyle w:val="Strong"/>
-        </w:rPr>
-        <w:t xml:space="preserve"> – Student Accommodation Platform</w:t>
+        <w:t>UniStay – Student Accommodation Platform</w:t>
       </w:r>
       <w:r>
         <w:br/>
@@ -543,31 +515,7 @@
           <w:rPr>
             <w:rStyle w:val="Hyperlink"/>
           </w:rPr>
-          <w:t>https://u</w:t>
-        </w:r>
-        <w:r>
-          <w:rPr>
-            <w:rStyle w:val="Hyperlink"/>
-          </w:rPr>
-          <w:t>n</w:t>
-        </w:r>
-        <w:r>
-          <w:rPr>
-            <w:rStyle w:val="Hyperlink"/>
-          </w:rPr>
-          <w:t>istay.</w:t>
-        </w:r>
-        <w:r>
-          <w:rPr>
-            <w:rStyle w:val="Hyperlink"/>
-          </w:rPr>
-          <w:t>g</w:t>
-        </w:r>
-        <w:r>
-          <w:rPr>
-            <w:rStyle w:val="Hyperlink"/>
-          </w:rPr>
-          <w:t>t.tc/</w:t>
+          <w:t>https://unistay.gt.tc/</w:t>
         </w:r>
       </w:hyperlink>
     </w:p>
@@ -628,7 +576,7 @@
           <w:szCs w:val="24"/>
         </w:rPr>
         <w:pict w14:anchorId="2E93663C">
-          <v:rect id="_x0000_i1035" style="width:0;height:1.5pt" o:hralign="center" o:bullet="t" o:hrstd="t" o:hr="t" fillcolor="#a0a0a0" stroked="f"/>
+          <v:rect id="_x0000_i1029" style="width:0;height:1.5pt" o:hralign="center" o:bullet="t" o:hrstd="t" o:hr="t" fillcolor="#a0a0a0" stroked="f"/>
         </w:pict>
       </w:r>
     </w:p>
@@ -664,7 +612,6 @@
           <w:sz w:val="27"/>
           <w:szCs w:val="27"/>
         </w:rPr>
-        <w:lastRenderedPageBreak/>
         <w:t>WORK EXPERIENCE</w:t>
       </w:r>
     </w:p>
@@ -894,7 +841,7 @@
           <w:szCs w:val="24"/>
         </w:rPr>
         <w:pict w14:anchorId="67C5CB1C">
-          <v:rect id="_x0000_i1029" style="width:0;height:1.5pt" o:hralign="center" o:hrstd="t" o:hr="t" fillcolor="#a0a0a0" stroked="f"/>
+          <v:rect id="_x0000_i1030" style="width:0;height:1.5pt" o:hralign="center" o:hrstd="t" o:hr="t" fillcolor="#a0a0a0" stroked="f"/>
         </w:pict>
       </w:r>
     </w:p>
@@ -1171,7 +1118,7 @@
           <w:szCs w:val="24"/>
         </w:rPr>
         <w:pict w14:anchorId="2A0DDDAB">
-          <v:rect id="_x0000_i1030" style="width:0;height:1.5pt" o:hralign="center" o:hrstd="t" o:hr="t" fillcolor="#a0a0a0" stroked="f"/>
+          <v:rect id="_x0000_i1031" style="width:0;height:1.5pt" o:hralign="center" o:hrstd="t" o:hr="t" fillcolor="#a0a0a0" stroked="f"/>
         </w:pict>
       </w:r>
     </w:p>
@@ -1209,7 +1156,6 @@
           <w:szCs w:val="24"/>
         </w:rPr>
       </w:pPr>
-      <w:proofErr w:type="spellStart"/>
       <w:r>
         <w:rPr>
           <w:rFonts w:ascii="Times New Roman" w:eastAsia="Times New Roman" w:hAnsi="Times New Roman" w:cs="Times New Roman"/>
@@ -1218,18 +1164,7 @@
           <w:sz w:val="24"/>
           <w:szCs w:val="24"/>
         </w:rPr>
-        <w:t>Tesano</w:t>
-      </w:r>
-      <w:proofErr w:type="spellEnd"/>
-      <w:r>
-        <w:rPr>
-          <w:rFonts w:ascii="Times New Roman" w:eastAsia="Times New Roman" w:hAnsi="Times New Roman" w:cs="Times New Roman"/>
-          <w:b/>
-          <w:bCs/>
-          <w:sz w:val="24"/>
-          <w:szCs w:val="24"/>
-        </w:rPr>
-        <w:t xml:space="preserve"> Baptist Church – Media Team</w:t>
+        <w:t>Tesano Baptist Church – Media Team</w:t>
       </w:r>
       <w:r>
         <w:rPr>
@@ -1332,7 +1267,7 @@
           <w:szCs w:val="24"/>
         </w:rPr>
         <w:pict w14:anchorId="70FDC38F">
-          <v:rect id="_x0000_i1031" style="width:0;height:1.5pt" o:hralign="center" o:hrstd="t" o:hr="t" fillcolor="#a0a0a0" stroked="f"/>
+          <v:rect id="_x0000_i1032" style="width:0;height:1.5pt" o:hralign="center" o:hrstd="t" o:hr="t" fillcolor="#a0a0a0" stroked="f"/>
         </w:pict>
       </w:r>
     </w:p>
@@ -1398,10 +1333,57 @@
           <w:sz w:val="24"/>
           <w:szCs w:val="24"/>
         </w:rPr>
-        <w:lastRenderedPageBreak/>
-        <w:t xml:space="preserve">Ghana Communication Technology University, </w:t>
-      </w:r>
-      <w:proofErr w:type="spellStart"/>
+        <w:t>Ghana Communication Technology University, Tesano</w:t>
+      </w:r>
+      <w:r>
+        <w:rPr>
+          <w:rFonts w:ascii="Times New Roman" w:eastAsia="Times New Roman" w:hAnsi="Times New Roman" w:cs="Times New Roman"/>
+          <w:sz w:val="24"/>
+          <w:szCs w:val="24"/>
+        </w:rPr>
+        <w:br/>
+        <w:t xml:space="preserve">BSc. Information Technology </w:t>
+      </w:r>
+      <w:r>
+        <w:rPr>
+          <w:rFonts w:ascii="Times New Roman" w:eastAsia="Times New Roman" w:hAnsi="Times New Roman" w:cs="Times New Roman"/>
+          <w:i/>
+          <w:iCs/>
+          <w:sz w:val="24"/>
+          <w:szCs w:val="24"/>
+        </w:rPr>
+        <w:t xml:space="preserve">(2022 – </w:t>
+      </w:r>
+      <w:r>
+        <w:rPr>
+          <w:rFonts w:ascii="Times New Roman" w:eastAsia="Times New Roman" w:hAnsi="Times New Roman" w:cs="Times New Roman"/>
+          <w:i/>
+          <w:iCs/>
+          <w:sz w:val="24"/>
+          <w:szCs w:val="24"/>
+        </w:rPr>
+        <w:t>2026</w:t>
+      </w:r>
+      <w:r>
+        <w:rPr>
+          <w:rFonts w:ascii="Times New Roman" w:eastAsia="Times New Roman" w:hAnsi="Times New Roman" w:cs="Times New Roman"/>
+          <w:i/>
+          <w:iCs/>
+          <w:sz w:val="24"/>
+          <w:szCs w:val="24"/>
+        </w:rPr>
+        <w:t>)</w:t>
+      </w:r>
+    </w:p>
+    <w:p>
+      <w:pPr>
+        <w:spacing w:before="100" w:beforeAutospacing="1" w:after="100" w:afterAutospacing="1" w:line="240" w:lineRule="auto"/>
+        <w:rPr>
+          <w:rFonts w:ascii="Times New Roman" w:eastAsia="Times New Roman" w:hAnsi="Times New Roman" w:cs="Times New Roman"/>
+          <w:sz w:val="24"/>
+          <w:szCs w:val="24"/>
+        </w:rPr>
+      </w:pPr>
       <w:r>
         <w:rPr>
           <w:rFonts w:ascii="Times New Roman" w:eastAsia="Times New Roman" w:hAnsi="Times New Roman" w:cs="Times New Roman"/>
@@ -1410,9 +1392,8 @@
           <w:sz w:val="24"/>
           <w:szCs w:val="24"/>
         </w:rPr>
-        <w:t>Tesano</w:t>
-      </w:r>
-      <w:proofErr w:type="spellEnd"/>
+        <w:t>Kumasi Academy, Kumasi</w:t>
+      </w:r>
       <w:r>
         <w:rPr>
           <w:rFonts w:ascii="Times New Roman" w:eastAsia="Times New Roman" w:hAnsi="Times New Roman" w:cs="Times New Roman"/>
@@ -1420,7 +1401,7 @@
           <w:szCs w:val="24"/>
         </w:rPr>
         <w:br/>
-        <w:t xml:space="preserve">BSc. Information Technology </w:t>
+        <w:t xml:space="preserve">WASSCE Certificate </w:t>
       </w:r>
       <w:r>
         <w:rPr>
@@ -1430,7 +1411,7 @@
           <w:sz w:val="24"/>
           <w:szCs w:val="24"/>
         </w:rPr>
-        <w:t>(2022 – Present)</w:t>
+        <w:t>(2019 – 2021)</w:t>
       </w:r>
     </w:p>
     <w:p>
@@ -1450,7 +1431,7 @@
           <w:sz w:val="24"/>
           <w:szCs w:val="24"/>
         </w:rPr>
-        <w:t>Kumasi Academy, Kumasi</w:t>
+        <w:t>Royal Priesthood Academy, Amasaman</w:t>
       </w:r>
       <w:r>
         <w:rPr>
@@ -1459,7 +1440,7 @@
           <w:szCs w:val="24"/>
         </w:rPr>
         <w:br/>
-        <w:t xml:space="preserve">WASSCE Certificate </w:t>
+        <w:t xml:space="preserve">BECE Certificate </w:t>
       </w:r>
       <w:r>
         <w:rPr>
@@ -1469,45 +1450,6 @@
           <w:sz w:val="24"/>
           <w:szCs w:val="24"/>
         </w:rPr>
-        <w:t>(2019 – 2021)</w:t>
-      </w:r>
-    </w:p>
-    <w:p>
-      <w:pPr>
-        <w:spacing w:before="100" w:beforeAutospacing="1" w:after="100" w:afterAutospacing="1" w:line="240" w:lineRule="auto"/>
-        <w:rPr>
-          <w:rFonts w:ascii="Times New Roman" w:eastAsia="Times New Roman" w:hAnsi="Times New Roman" w:cs="Times New Roman"/>
-          <w:sz w:val="24"/>
-          <w:szCs w:val="24"/>
-        </w:rPr>
-      </w:pPr>
-      <w:r>
-        <w:rPr>
-          <w:rFonts w:ascii="Times New Roman" w:eastAsia="Times New Roman" w:hAnsi="Times New Roman" w:cs="Times New Roman"/>
-          <w:b/>
-          <w:bCs/>
-          <w:sz w:val="24"/>
-          <w:szCs w:val="24"/>
-        </w:rPr>
-        <w:t>Royal Priesthood Academy, Amasaman</w:t>
-      </w:r>
-      <w:r>
-        <w:rPr>
-          <w:rFonts w:ascii="Times New Roman" w:eastAsia="Times New Roman" w:hAnsi="Times New Roman" w:cs="Times New Roman"/>
-          <w:sz w:val="24"/>
-          <w:szCs w:val="24"/>
-        </w:rPr>
-        <w:br/>
-        <w:t xml:space="preserve">BECE Certificate </w:t>
-      </w:r>
-      <w:r>
-        <w:rPr>
-          <w:rFonts w:ascii="Times New Roman" w:eastAsia="Times New Roman" w:hAnsi="Times New Roman" w:cs="Times New Roman"/>
-          <w:i/>
-          <w:iCs/>
-          <w:sz w:val="24"/>
-          <w:szCs w:val="24"/>
-        </w:rPr>
         <w:t>(Completed 2019)</w:t>
       </w:r>
     </w:p>
@@ -1527,7 +1469,7 @@
           <w:szCs w:val="24"/>
         </w:rPr>
         <w:pict w14:anchorId="52442801">
-          <v:rect id="_x0000_i1032" style="width:0;height:1.5pt" o:hralign="center" o:hrstd="t" o:hr="t" fillcolor="#a0a0a0" stroked="f"/>
+          <v:rect id="_x0000_i1033" style="width:0;height:1.5pt" o:hralign="center" o:hrstd="t" o:hr="t" fillcolor="#a0a0a0" stroked="f"/>
         </w:pict>
       </w:r>
     </w:p>
